--- a/mokdong3/2fin/word/md3s2_L7_check_exam.docx
+++ b/mokdong3/2fin/word/md3s2_L7_check_exam.docx
@@ -4681,7 +4681,7 @@
           <w:sz w:val="20"/>
           <w:u w:val="none"/>
         </w:rPr>
-        <w:t>〈보기〉 ( as / information and communication technology / develops / the amount of data / we have / is getting / much / very / greater / than before )</w:t>
+        <w:t>〈보기〉 ( information and communication technology / than before / much / is getting / very / as / greater / the amount of data / develops / we have )</w:t>
       </w:r>
       <w:r>
         <w:br/>
@@ -4761,7 +4761,7 @@
           <w:sz w:val="20"/>
           <w:u w:val="none"/>
         </w:rPr>
-        <w:t>〈보기〉 ( the team / built / a database / by / collecting / collected / and / analyzing / a huge amount of data / on players )</w:t>
+        <w:t>〈보기〉 ( built / and / collected / collecting / the team / on players / a huge amount of data / by / a database / analyzing )</w:t>
       </w:r>
       <w:r>
         <w:br/>

--- a/mokdong3/2fin/word/md3s2_L7_check_exam.docx
+++ b/mokdong3/2fin/word/md3s2_L7_check_exam.docx
@@ -19,10 +19,10 @@
     </w:p>
     <w:p>
       <w:pPr>
-        <w:spacing w:after="80"/>
         <w:pBdr>
           <w:bottom w:val="single" w:sz="8" w:space="2" w:color="1F3864"/>
         </w:pBdr>
+        <w:spacing w:after="80"/>
       </w:pPr>
       <w:r>
         <w:rPr>
@@ -75,13 +75,13 @@
     </w:p>
     <w:p>
       <w:pPr>
-        <w:spacing w:after="60"/>
         <w:pBdr>
           <w:top w:val="single" w:sz="4" w:space="3" w:color="9AA9C2"/>
           <w:left w:val="single" w:sz="4" w:space="3" w:color="9AA9C2"/>
           <w:bottom w:val="single" w:sz="4" w:space="3" w:color="9AA9C2"/>
           <w:right w:val="single" w:sz="4" w:space="3" w:color="9AA9C2"/>
         </w:pBdr>
+        <w:spacing w:after="60"/>
         <w:ind w:left="57" w:right="57"/>
       </w:pPr>
       <w:r>
@@ -308,13 +308,13 @@
     </w:p>
     <w:p>
       <w:pPr>
-        <w:spacing w:after="60"/>
         <w:pBdr>
           <w:top w:val="single" w:sz="4" w:space="3" w:color="9AA9C2"/>
           <w:left w:val="single" w:sz="4" w:space="3" w:color="9AA9C2"/>
           <w:bottom w:val="single" w:sz="4" w:space="3" w:color="9AA9C2"/>
           <w:right w:val="single" w:sz="4" w:space="3" w:color="9AA9C2"/>
         </w:pBdr>
+        <w:spacing w:after="60"/>
         <w:ind w:left="57" w:right="57"/>
       </w:pPr>
       <w:r>
@@ -541,13 +541,13 @@
     </w:p>
     <w:p>
       <w:pPr>
-        <w:spacing w:after="60"/>
         <w:pBdr>
           <w:top w:val="single" w:sz="4" w:space="3" w:color="9AA9C2"/>
           <w:left w:val="single" w:sz="4" w:space="3" w:color="9AA9C2"/>
           <w:bottom w:val="single" w:sz="4" w:space="3" w:color="9AA9C2"/>
           <w:right w:val="single" w:sz="4" w:space="3" w:color="9AA9C2"/>
         </w:pBdr>
+        <w:spacing w:after="60"/>
         <w:ind w:left="57" w:right="57"/>
       </w:pPr>
       <w:r>
@@ -756,13 +756,13 @@
     </w:p>
     <w:p>
       <w:pPr>
-        <w:spacing w:after="60"/>
         <w:pBdr>
           <w:top w:val="single" w:sz="4" w:space="3" w:color="9AA9C2"/>
           <w:left w:val="single" w:sz="4" w:space="3" w:color="9AA9C2"/>
           <w:bottom w:val="single" w:sz="4" w:space="3" w:color="9AA9C2"/>
           <w:right w:val="single" w:sz="4" w:space="3" w:color="9AA9C2"/>
         </w:pBdr>
+        <w:spacing w:after="60"/>
         <w:ind w:left="57" w:right="57"/>
       </w:pPr>
       <w:r>
@@ -968,13 +968,13 @@
     </w:p>
     <w:p>
       <w:pPr>
-        <w:spacing w:after="60"/>
         <w:pBdr>
           <w:top w:val="single" w:sz="4" w:space="3" w:color="9AA9C2"/>
           <w:left w:val="single" w:sz="4" w:space="3" w:color="9AA9C2"/>
           <w:bottom w:val="single" w:sz="4" w:space="3" w:color="9AA9C2"/>
           <w:right w:val="single" w:sz="4" w:space="3" w:color="9AA9C2"/>
         </w:pBdr>
+        <w:spacing w:after="60"/>
         <w:ind w:left="57" w:right="57"/>
       </w:pPr>
       <w:r>
@@ -1516,13 +1516,13 @@
     </w:p>
     <w:p>
       <w:pPr>
-        <w:spacing w:after="60"/>
         <w:pBdr>
           <w:top w:val="single" w:sz="4" w:space="3" w:color="9AA9C2"/>
           <w:left w:val="single" w:sz="4" w:space="3" w:color="9AA9C2"/>
           <w:bottom w:val="single" w:sz="4" w:space="3" w:color="9AA9C2"/>
           <w:right w:val="single" w:sz="4" w:space="3" w:color="9AA9C2"/>
         </w:pBdr>
+        <w:spacing w:after="60"/>
         <w:ind w:left="57" w:right="57"/>
       </w:pPr>
       <w:r>
@@ -1929,13 +1929,13 @@
     </w:p>
     <w:p>
       <w:pPr>
-        <w:spacing w:after="60"/>
         <w:pBdr>
           <w:top w:val="single" w:sz="4" w:space="3" w:color="9AA9C2"/>
           <w:left w:val="single" w:sz="4" w:space="3" w:color="9AA9C2"/>
           <w:bottom w:val="single" w:sz="4" w:space="3" w:color="9AA9C2"/>
           <w:right w:val="single" w:sz="4" w:space="3" w:color="9AA9C2"/>
         </w:pBdr>
+        <w:spacing w:after="60"/>
         <w:ind w:left="57" w:right="57"/>
       </w:pPr>
       <w:r>
@@ -2450,13 +2450,13 @@
     </w:p>
     <w:p>
       <w:pPr>
-        <w:spacing w:after="60"/>
         <w:pBdr>
           <w:top w:val="single" w:sz="4" w:space="3" w:color="9AA9C2"/>
           <w:left w:val="single" w:sz="4" w:space="3" w:color="9AA9C2"/>
           <w:bottom w:val="single" w:sz="4" w:space="3" w:color="9AA9C2"/>
           <w:right w:val="single" w:sz="4" w:space="3" w:color="9AA9C2"/>
         </w:pBdr>
+        <w:spacing w:after="60"/>
         <w:ind w:left="57" w:right="57"/>
       </w:pPr>
       <w:r>
@@ -2944,9 +2944,9 @@
     </w:p>
     <w:p>
       <w:pPr>
+        <w:shd w:val="clear" w:color="auto" w:fill="F1F4F9"/>
         <w:spacing w:after="30"/>
         <w:ind w:left="85"/>
-        <w:shd w:val="clear" w:color="auto" w:fill="F1F4F9"/>
       </w:pPr>
       <w:r>
         <w:rPr>
@@ -3161,9 +3161,9 @@
     </w:p>
     <w:p>
       <w:pPr>
+        <w:shd w:val="clear" w:color="auto" w:fill="F1F4F9"/>
         <w:spacing w:after="30"/>
         <w:ind w:left="85"/>
-        <w:shd w:val="clear" w:color="auto" w:fill="F1F4F9"/>
       </w:pPr>
       <w:r>
         <w:rPr>
@@ -3711,9 +3711,9 @@
     </w:p>
     <w:p>
       <w:pPr>
+        <w:shd w:val="clear" w:color="auto" w:fill="F1F4F9"/>
         <w:spacing w:after="30"/>
         <w:ind w:left="85"/>
-        <w:shd w:val="clear" w:color="auto" w:fill="F1F4F9"/>
       </w:pPr>
       <w:r>
         <w:rPr>
@@ -3928,9 +3928,9 @@
     </w:p>
     <w:p>
       <w:pPr>
+        <w:shd w:val="clear" w:color="auto" w:fill="F1F4F9"/>
         <w:spacing w:after="30"/>
         <w:ind w:left="85"/>
-        <w:shd w:val="clear" w:color="auto" w:fill="F1F4F9"/>
       </w:pPr>
       <w:r>
         <w:rPr>
@@ -4145,9 +4145,9 @@
     </w:p>
     <w:p>
       <w:pPr>
+        <w:shd w:val="clear" w:color="auto" w:fill="F1F4F9"/>
         <w:spacing w:after="30"/>
         <w:ind w:left="85"/>
-        <w:shd w:val="clear" w:color="auto" w:fill="F1F4F9"/>
       </w:pPr>
       <w:r>
         <w:rPr>
@@ -4335,9 +4335,9 @@
     </w:p>
     <w:p>
       <w:pPr>
+        <w:shd w:val="clear" w:color="auto" w:fill="F1F4F9"/>
         <w:spacing w:after="30"/>
         <w:ind w:left="85"/>
-        <w:shd w:val="clear" w:color="auto" w:fill="F1F4F9"/>
       </w:pPr>
       <w:r>
         <w:rPr>
@@ -4498,9 +4498,9 @@
     </w:p>
     <w:p>
       <w:pPr>
+        <w:shd w:val="clear" w:color="auto" w:fill="F1F4F9"/>
         <w:spacing w:after="30"/>
         <w:ind w:left="85"/>
-        <w:shd w:val="clear" w:color="auto" w:fill="F1F4F9"/>
       </w:pPr>
       <w:r>
         <w:rPr>
@@ -4670,9 +4670,9 @@
     </w:p>
     <w:p>
       <w:pPr>
+        <w:shd w:val="clear" w:color="auto" w:fill="F1F4F9"/>
         <w:spacing w:after="30"/>
         <w:ind w:left="85"/>
-        <w:shd w:val="clear" w:color="auto" w:fill="F1F4F9"/>
       </w:pPr>
       <w:r>
         <w:rPr>
@@ -4740,9 +4740,9 @@
     </w:p>
     <w:p>
       <w:pPr>
+        <w:shd w:val="clear" w:color="auto" w:fill="F1F4F9"/>
         <w:spacing w:after="20"/>
         <w:ind w:left="85"/>
-        <w:shd w:val="clear" w:color="auto" w:fill="F1F4F9"/>
       </w:pPr>
       <w:r>
         <w:rPr>
@@ -4853,9 +4853,9 @@
     </w:p>
     <w:p>
       <w:pPr>
+        <w:shd w:val="clear" w:color="auto" w:fill="F1F4F9"/>
         <w:spacing w:after="30"/>
         <w:ind w:left="85"/>
-        <w:shd w:val="clear" w:color="auto" w:fill="F1F4F9"/>
       </w:pPr>
       <w:r>
         <w:rPr>
@@ -5121,9 +5121,9 @@
     </w:p>
     <w:p>
       <w:pPr>
+        <w:shd w:val="clear" w:color="auto" w:fill="F1F4F9"/>
         <w:spacing w:after="30"/>
         <w:ind w:left="85"/>
-        <w:shd w:val="clear" w:color="auto" w:fill="F1F4F9"/>
       </w:pPr>
       <w:r>
         <w:rPr>
@@ -5611,9 +5611,9 @@
     </w:p>
     <w:p>
       <w:pPr>
+        <w:shd w:val="clear" w:color="auto" w:fill="F1F4F9"/>
         <w:spacing w:after="30"/>
         <w:ind w:left="85"/>
-        <w:shd w:val="clear" w:color="auto" w:fill="F1F4F9"/>
       </w:pPr>
       <w:r>
         <w:rPr>
@@ -5774,9 +5774,9 @@
     </w:p>
     <w:p>
       <w:pPr>
+        <w:shd w:val="clear" w:color="auto" w:fill="F1F4F9"/>
         <w:spacing w:after="30"/>
         <w:ind w:left="85"/>
-        <w:shd w:val="clear" w:color="auto" w:fill="F1F4F9"/>
       </w:pPr>
       <w:r>
         <w:rPr>
@@ -6003,9 +6003,9 @@
     </w:p>
     <w:p>
       <w:pPr>
+        <w:shd w:val="clear" w:color="auto" w:fill="F1F4F9"/>
         <w:spacing w:after="30"/>
         <w:ind w:left="85"/>
-        <w:shd w:val="clear" w:color="auto" w:fill="F1F4F9"/>
       </w:pPr>
       <w:r>
         <w:rPr>
@@ -6173,8 +6173,8 @@
           <w:type w:val="continuous"/>
           <w:pgSz w:w="11906" w:h="16838"/>
           <w:pgMar w:top="680" w:right="794" w:bottom="624" w:left="794" w:header="720" w:footer="720" w:gutter="0"/>
+          <w:cols w:num="2" w:space="396" w:sep="1"/>
           <w:docGrid w:linePitch="360"/>
-          <w:cols w:num="2" w:space="396" w:sep="1"/>
         </w:sectPr>
       </w:pPr>
     </w:p>
@@ -9033,8 +9033,8 @@
     <w:sectPr>
       <w:pgSz w:w="11906" w:h="16838"/>
       <w:pgMar w:top="680" w:right="794" w:bottom="624" w:left="794" w:header="720" w:footer="720" w:gutter="0"/>
+      <w:cols w:num="1" w:space="396"/>
       <w:docGrid w:linePitch="360"/>
-      <w:cols w:num="1" w:space="396"/>
     </w:sectPr>
   </w:body>
 </w:document>

--- a/mokdong3/2fin/word/md3s2_L7_check_exam.docx
+++ b/mokdong3/2fin/word/md3s2_L7_check_exam.docx
@@ -19,10 +19,10 @@
     </w:p>
     <w:p>
       <w:pPr>
+        <w:spacing w:after="80"/>
         <w:pBdr>
           <w:bottom w:val="single" w:sz="8" w:space="2" w:color="1F3864"/>
         </w:pBdr>
-        <w:spacing w:after="80"/>
       </w:pPr>
       <w:r>
         <w:rPr>
@@ -75,13 +75,13 @@
     </w:p>
     <w:p>
       <w:pPr>
+        <w:spacing w:after="60"/>
         <w:pBdr>
           <w:top w:val="single" w:sz="4" w:space="3" w:color="9AA9C2"/>
           <w:left w:val="single" w:sz="4" w:space="3" w:color="9AA9C2"/>
           <w:bottom w:val="single" w:sz="4" w:space="3" w:color="9AA9C2"/>
           <w:right w:val="single" w:sz="4" w:space="3" w:color="9AA9C2"/>
         </w:pBdr>
-        <w:spacing w:after="60"/>
         <w:ind w:left="57" w:right="57"/>
       </w:pPr>
       <w:r>
@@ -308,13 +308,13 @@
     </w:p>
     <w:p>
       <w:pPr>
+        <w:spacing w:after="60"/>
         <w:pBdr>
           <w:top w:val="single" w:sz="4" w:space="3" w:color="9AA9C2"/>
           <w:left w:val="single" w:sz="4" w:space="3" w:color="9AA9C2"/>
           <w:bottom w:val="single" w:sz="4" w:space="3" w:color="9AA9C2"/>
           <w:right w:val="single" w:sz="4" w:space="3" w:color="9AA9C2"/>
         </w:pBdr>
-        <w:spacing w:after="60"/>
         <w:ind w:left="57" w:right="57"/>
       </w:pPr>
       <w:r>
@@ -541,13 +541,13 @@
     </w:p>
     <w:p>
       <w:pPr>
+        <w:spacing w:after="60"/>
         <w:pBdr>
           <w:top w:val="single" w:sz="4" w:space="3" w:color="9AA9C2"/>
           <w:left w:val="single" w:sz="4" w:space="3" w:color="9AA9C2"/>
           <w:bottom w:val="single" w:sz="4" w:space="3" w:color="9AA9C2"/>
           <w:right w:val="single" w:sz="4" w:space="3" w:color="9AA9C2"/>
         </w:pBdr>
-        <w:spacing w:after="60"/>
         <w:ind w:left="57" w:right="57"/>
       </w:pPr>
       <w:r>
@@ -756,13 +756,13 @@
     </w:p>
     <w:p>
       <w:pPr>
+        <w:spacing w:after="60"/>
         <w:pBdr>
           <w:top w:val="single" w:sz="4" w:space="3" w:color="9AA9C2"/>
           <w:left w:val="single" w:sz="4" w:space="3" w:color="9AA9C2"/>
           <w:bottom w:val="single" w:sz="4" w:space="3" w:color="9AA9C2"/>
           <w:right w:val="single" w:sz="4" w:space="3" w:color="9AA9C2"/>
         </w:pBdr>
-        <w:spacing w:after="60"/>
         <w:ind w:left="57" w:right="57"/>
       </w:pPr>
       <w:r>
@@ -968,13 +968,13 @@
     </w:p>
     <w:p>
       <w:pPr>
+        <w:spacing w:after="60"/>
         <w:pBdr>
           <w:top w:val="single" w:sz="4" w:space="3" w:color="9AA9C2"/>
           <w:left w:val="single" w:sz="4" w:space="3" w:color="9AA9C2"/>
           <w:bottom w:val="single" w:sz="4" w:space="3" w:color="9AA9C2"/>
           <w:right w:val="single" w:sz="4" w:space="3" w:color="9AA9C2"/>
         </w:pBdr>
-        <w:spacing w:after="60"/>
         <w:ind w:left="57" w:right="57"/>
       </w:pPr>
       <w:r>
@@ -1516,13 +1516,13 @@
     </w:p>
     <w:p>
       <w:pPr>
+        <w:spacing w:after="60"/>
         <w:pBdr>
           <w:top w:val="single" w:sz="4" w:space="3" w:color="9AA9C2"/>
           <w:left w:val="single" w:sz="4" w:space="3" w:color="9AA9C2"/>
           <w:bottom w:val="single" w:sz="4" w:space="3" w:color="9AA9C2"/>
           <w:right w:val="single" w:sz="4" w:space="3" w:color="9AA9C2"/>
         </w:pBdr>
-        <w:spacing w:after="60"/>
         <w:ind w:left="57" w:right="57"/>
       </w:pPr>
       <w:r>
@@ -1929,13 +1929,13 @@
     </w:p>
     <w:p>
       <w:pPr>
+        <w:spacing w:after="60"/>
         <w:pBdr>
           <w:top w:val="single" w:sz="4" w:space="3" w:color="9AA9C2"/>
           <w:left w:val="single" w:sz="4" w:space="3" w:color="9AA9C2"/>
           <w:bottom w:val="single" w:sz="4" w:space="3" w:color="9AA9C2"/>
           <w:right w:val="single" w:sz="4" w:space="3" w:color="9AA9C2"/>
         </w:pBdr>
-        <w:spacing w:after="60"/>
         <w:ind w:left="57" w:right="57"/>
       </w:pPr>
       <w:r>
@@ -2450,13 +2450,13 @@
     </w:p>
     <w:p>
       <w:pPr>
+        <w:spacing w:after="60"/>
         <w:pBdr>
           <w:top w:val="single" w:sz="4" w:space="3" w:color="9AA9C2"/>
           <w:left w:val="single" w:sz="4" w:space="3" w:color="9AA9C2"/>
           <w:bottom w:val="single" w:sz="4" w:space="3" w:color="9AA9C2"/>
           <w:right w:val="single" w:sz="4" w:space="3" w:color="9AA9C2"/>
         </w:pBdr>
-        <w:spacing w:after="60"/>
         <w:ind w:left="57" w:right="57"/>
       </w:pPr>
       <w:r>
@@ -2944,9 +2944,9 @@
     </w:p>
     <w:p>
       <w:pPr>
-        <w:shd w:val="clear" w:color="auto" w:fill="F1F4F9"/>
         <w:spacing w:after="30"/>
         <w:ind w:left="85"/>
+        <w:shd w:val="clear" w:color="auto" w:fill="F1F4F9"/>
       </w:pPr>
       <w:r>
         <w:rPr>
@@ -3161,9 +3161,9 @@
     </w:p>
     <w:p>
       <w:pPr>
-        <w:shd w:val="clear" w:color="auto" w:fill="F1F4F9"/>
         <w:spacing w:after="30"/>
         <w:ind w:left="85"/>
+        <w:shd w:val="clear" w:color="auto" w:fill="F1F4F9"/>
       </w:pPr>
       <w:r>
         <w:rPr>
@@ -3697,23 +3697,23 @@
           <w:sz w:val="20"/>
           <w:u w:val="none"/>
         </w:rPr>
-        <w:t xml:space="preserve">본문 표현과 바꿔 쓸 수 있는 말을 첫 글자 힌트에 맞게 쓰시오. </w:t>
-      </w:r>
-      <w:r>
-        <w:rPr>
-          <w:b w:val="0"/>
-          <w:i w:val="0"/>
-          <w:sz w:val="20"/>
-          <w:u w:val="none"/>
-        </w:rPr>
-        <w:t>(표적: 유사표현 변환(D-B))</w:t>
+        <w:t xml:space="preserve">(A), (B), (C)에 문맥상 알맞은 어휘를 고르시오. </w:t>
+      </w:r>
+      <w:r>
+        <w:rPr>
+          <w:b w:val="0"/>
+          <w:i w:val="0"/>
+          <w:sz w:val="20"/>
+          <w:u w:val="none"/>
+        </w:rPr>
+        <w:t>(프린트 Words B)</w:t>
       </w:r>
     </w:p>
     <w:p>
       <w:pPr>
-        <w:shd w:val="clear" w:color="auto" w:fill="F1F4F9"/>
         <w:spacing w:after="30"/>
         <w:ind w:left="85"/>
+        <w:shd w:val="clear" w:color="auto" w:fill="F1F4F9"/>
       </w:pPr>
       <w:r>
         <w:rPr>
@@ -3722,7 +3722,7 @@
           <w:sz w:val="20"/>
           <w:u w:val="none"/>
         </w:rPr>
-        <w:t xml:space="preserve"> (1) recommend ≒ s</w:t>
+        <w:t xml:space="preserve">To (A) </w:t>
       </w:r>
       <w:r>
         <w:rPr>
@@ -3731,7 +3731,73 @@
           <w:sz w:val="20"/>
           <w:u w:val="none"/>
         </w:rPr>
-        <w:t xml:space="preserve">(1) </w:t>
+        <w:t>[avoid / upload]</w:t>
+      </w:r>
+      <w:r>
+        <w:rPr>
+          <w:b w:val="0"/>
+          <w:i w:val="0"/>
+          <w:sz w:val="20"/>
+          <w:u w:val="none"/>
+        </w:rPr>
+        <w:t xml:space="preserve"> spreading or catching the flu, you should keep your distance and stay home. Cover your mouth when you cough and wash your hands a lot. The usual (B) </w:t>
+      </w:r>
+      <w:r>
+        <w:rPr>
+          <w:b/>
+          <w:i w:val="0"/>
+          <w:sz w:val="20"/>
+          <w:u w:val="none"/>
+        </w:rPr>
+        <w:t>[medicines / symptoms]</w:t>
+      </w:r>
+      <w:r>
+        <w:rPr>
+          <w:b w:val="0"/>
+          <w:i w:val="0"/>
+          <w:sz w:val="20"/>
+          <w:u w:val="none"/>
+        </w:rPr>
+        <w:t xml:space="preserve"> of flu are high temperature, cough, and headache. To treat flu, rest a lot and drink water all the time. Take some medicine or see a doctor, then you’re (C) </w:t>
+      </w:r>
+      <w:r>
+        <w:rPr>
+          <w:b/>
+          <w:i w:val="0"/>
+          <w:sz w:val="20"/>
+          <w:u w:val="none"/>
+        </w:rPr>
+        <w:t>[likely / lucky]</w:t>
+      </w:r>
+      <w:r>
+        <w:rPr>
+          <w:b w:val="0"/>
+          <w:i w:val="0"/>
+          <w:sz w:val="20"/>
+          <w:u w:val="none"/>
+        </w:rPr>
+        <w:t xml:space="preserve"> to get better soon.</w:t>
+      </w:r>
+      <w:r>
+        <w:br/>
+      </w:r>
+      <w:r>
+        <w:rPr>
+          <w:b w:val="0"/>
+          <w:i w:val="0"/>
+          <w:sz w:val="20"/>
+          <w:u w:val="none"/>
+        </w:rPr>
+        <w:t xml:space="preserve">→ (A) </w:t>
+      </w:r>
+      <w:r>
+        <w:rPr>
+          <w:b w:val="0"/>
+          <w:i w:val="0"/>
+          <w:sz w:val="20"/>
+          <w:u w:val="none"/>
+        </w:rPr>
+        <w:t>(A)</w:t>
       </w:r>
       <w:r>
         <w:rPr>
@@ -3743,25 +3809,22 @@
         <w:t>__________</w:t>
       </w:r>
       <w:r>
-        <w:br/>
-      </w:r>
-      <w:r>
-        <w:rPr>
-          <w:b w:val="0"/>
-          <w:i w:val="0"/>
-          <w:sz w:val="20"/>
-          <w:u w:val="none"/>
-        </w:rPr>
-        <w:t xml:space="preserve"> (2) complex ≒ c</w:t>
-      </w:r>
-      <w:r>
-        <w:rPr>
-          <w:b/>
-          <w:i w:val="0"/>
-          <w:sz w:val="20"/>
-          <w:u w:val="none"/>
-        </w:rPr>
-        <w:t xml:space="preserve">(2) </w:t>
+        <w:rPr>
+          <w:b w:val="0"/>
+          <w:i w:val="0"/>
+          <w:sz w:val="20"/>
+          <w:u w:val="none"/>
+        </w:rPr>
+        <w:t xml:space="preserve"> (B) </w:t>
+      </w:r>
+      <w:r>
+        <w:rPr>
+          <w:b w:val="0"/>
+          <w:i w:val="0"/>
+          <w:sz w:val="20"/>
+          <w:u w:val="none"/>
+        </w:rPr>
+        <w:t>(B)</w:t>
       </w:r>
       <w:r>
         <w:rPr>
@@ -3773,115 +3836,22 @@
         <w:t>__________</w:t>
       </w:r>
       <w:r>
-        <w:br/>
-      </w:r>
-      <w:r>
-        <w:rPr>
-          <w:b w:val="0"/>
-          <w:i w:val="0"/>
-          <w:sz w:val="20"/>
-          <w:u w:val="none"/>
-        </w:rPr>
-        <w:t xml:space="preserve"> (3) predict ≒ f</w:t>
-      </w:r>
-      <w:r>
-        <w:rPr>
-          <w:b/>
-          <w:i w:val="0"/>
-          <w:sz w:val="20"/>
-          <w:u w:val="none"/>
-        </w:rPr>
-        <w:t xml:space="preserve">(3) </w:t>
-      </w:r>
-      <w:r>
-        <w:rPr>
-          <w:b w:val="0"/>
-          <w:i w:val="0"/>
-          <w:sz w:val="20"/>
-          <w:u w:val="none"/>
-        </w:rPr>
-        <w:t>__________</w:t>
-      </w:r>
-      <w:r>
-        <w:br/>
-      </w:r>
-      <w:r>
-        <w:rPr>
-          <w:b w:val="0"/>
-          <w:i w:val="0"/>
-          <w:sz w:val="20"/>
-          <w:u w:val="none"/>
-        </w:rPr>
-        <w:t xml:space="preserve"> (4) thanks to ≒ o______ t__ / b______ o__ → </w:t>
-      </w:r>
-      <w:r>
-        <w:rPr>
-          <w:b/>
-          <w:i w:val="0"/>
-          <w:sz w:val="20"/>
-          <w:u w:val="none"/>
-        </w:rPr>
-        <w:t xml:space="preserve">(4) </w:t>
-      </w:r>
-      <w:r>
-        <w:rPr>
-          <w:b w:val="0"/>
-          <w:i w:val="0"/>
-          <w:sz w:val="20"/>
-          <w:u w:val="none"/>
-        </w:rPr>
-        <w:t>__________</w:t>
-      </w:r>
-      <w:r>
-        <w:br/>
-      </w:r>
-      <w:r>
-        <w:rPr>
-          <w:b w:val="0"/>
-          <w:i w:val="0"/>
-          <w:sz w:val="20"/>
-          <w:u w:val="none"/>
-        </w:rPr>
-        <w:t xml:space="preserve"> (5) happen ≒ o______ / t______ p______ → </w:t>
-      </w:r>
-      <w:r>
-        <w:rPr>
-          <w:b/>
-          <w:i w:val="0"/>
-          <w:sz w:val="20"/>
-          <w:u w:val="none"/>
-        </w:rPr>
-        <w:t xml:space="preserve">(5) </w:t>
-      </w:r>
-      <w:r>
-        <w:rPr>
-          <w:b w:val="0"/>
-          <w:i w:val="0"/>
-          <w:sz w:val="20"/>
-          <w:u w:val="none"/>
-        </w:rPr>
-        <w:t>__________</w:t>
-      </w:r>
-      <w:r>
-        <w:br/>
-      </w:r>
-      <w:r>
-        <w:rPr>
-          <w:b w:val="0"/>
-          <w:i w:val="0"/>
-          <w:sz w:val="20"/>
-          <w:u w:val="none"/>
-        </w:rPr>
-        <w:t xml:space="preserve"> (6) huge ≒ e______ / m______ (추가 지문) → </w:t>
-      </w:r>
-      <w:r>
-        <w:rPr>
-          <w:b/>
-          <w:i w:val="0"/>
-          <w:sz w:val="20"/>
-          <w:u w:val="none"/>
-        </w:rPr>
-        <w:t xml:space="preserve">(6) </w:t>
+        <w:rPr>
+          <w:b w:val="0"/>
+          <w:i w:val="0"/>
+          <w:sz w:val="20"/>
+          <w:u w:val="none"/>
+        </w:rPr>
+        <w:t xml:space="preserve"> (C) </w:t>
+      </w:r>
+      <w:r>
+        <w:rPr>
+          <w:b w:val="0"/>
+          <w:i w:val="0"/>
+          <w:sz w:val="20"/>
+          <w:u w:val="none"/>
+        </w:rPr>
+        <w:t>(C)</w:t>
       </w:r>
       <w:r>
         <w:rPr>
@@ -3928,9 +3898,9 @@
     </w:p>
     <w:p>
       <w:pPr>
-        <w:shd w:val="clear" w:color="auto" w:fill="F1F4F9"/>
         <w:spacing w:after="30"/>
         <w:ind w:left="85"/>
+        <w:shd w:val="clear" w:color="auto" w:fill="F1F4F9"/>
       </w:pPr>
       <w:r>
         <w:rPr>
@@ -3939,7 +3909,7 @@
           <w:sz w:val="20"/>
           <w:u w:val="none"/>
         </w:rPr>
-        <w:t xml:space="preserve"> (A) a mark or sign left behind that shows something was there → t</w:t>
+        <w:t xml:space="preserve"> (A) a mark, object, or other indication of the existence or passing of something → t</w:t>
       </w:r>
       <w:r>
         <w:rPr>
@@ -3969,7 +3939,7 @@
           <w:sz w:val="20"/>
           <w:u w:val="none"/>
         </w:rPr>
-        <w:t xml:space="preserve"> (B) to examine something carefully in order to understand it → a</w:t>
+        <w:t xml:space="preserve"> (B) to examine something carefully → a</w:t>
       </w:r>
       <w:r>
         <w:rPr>
@@ -3999,7 +3969,7 @@
           <w:sz w:val="20"/>
           <w:u w:val="none"/>
         </w:rPr>
-        <w:t xml:space="preserve"> (C) a change in your body that is a sign of an illness → s</w:t>
+        <w:t xml:space="preserve"> (C) something that shows you may have a particular illness → s</w:t>
       </w:r>
       <w:r>
         <w:rPr>
@@ -4029,7 +3999,7 @@
           <w:sz w:val="20"/>
           <w:u w:val="none"/>
         </w:rPr>
-        <w:t xml:space="preserve"> (D) to stop something from happening → p</w:t>
+        <w:t xml:space="preserve"> (D) to say that something is going to happen → p</w:t>
       </w:r>
       <w:r>
         <w:rPr>
@@ -4059,7 +4029,7 @@
           <w:sz w:val="20"/>
           <w:u w:val="none"/>
         </w:rPr>
-        <w:t xml:space="preserve"> (E) a person who has special knowledge or skill in a particular area → e</w:t>
+        <w:t xml:space="preserve"> (E) a way of doing something → m</w:t>
       </w:r>
       <w:r>
         <w:rPr>
@@ -4089,7 +4059,7 @@
           <w:sz w:val="20"/>
           <w:u w:val="none"/>
         </w:rPr>
-        <w:t xml:space="preserve"> (F) to find out or say exactly what something is → i</w:t>
+        <w:t xml:space="preserve"> (F) to realize who someone is or what something is → i</w:t>
       </w:r>
       <w:r>
         <w:rPr>
@@ -4145,9 +4115,9 @@
     </w:p>
     <w:p>
       <w:pPr>
-        <w:shd w:val="clear" w:color="auto" w:fill="F1F4F9"/>
         <w:spacing w:after="30"/>
         <w:ind w:left="85"/>
+        <w:shd w:val="clear" w:color="auto" w:fill="F1F4F9"/>
       </w:pPr>
       <w:r>
         <w:rPr>
@@ -4335,9 +4305,9 @@
     </w:p>
     <w:p>
       <w:pPr>
-        <w:shd w:val="clear" w:color="auto" w:fill="F1F4F9"/>
         <w:spacing w:after="30"/>
         <w:ind w:left="85"/>
+        <w:shd w:val="clear" w:color="auto" w:fill="F1F4F9"/>
       </w:pPr>
       <w:r>
         <w:rPr>
@@ -4498,9 +4468,9 @@
     </w:p>
     <w:p>
       <w:pPr>
-        <w:shd w:val="clear" w:color="auto" w:fill="F1F4F9"/>
         <w:spacing w:after="30"/>
         <w:ind w:left="85"/>
+        <w:shd w:val="clear" w:color="auto" w:fill="F1F4F9"/>
       </w:pPr>
       <w:r>
         <w:rPr>
@@ -4670,9 +4640,9 @@
     </w:p>
     <w:p>
       <w:pPr>
-        <w:shd w:val="clear" w:color="auto" w:fill="F1F4F9"/>
         <w:spacing w:after="30"/>
         <w:ind w:left="85"/>
+        <w:shd w:val="clear" w:color="auto" w:fill="F1F4F9"/>
       </w:pPr>
       <w:r>
         <w:rPr>
@@ -4740,9 +4710,9 @@
     </w:p>
     <w:p>
       <w:pPr>
-        <w:shd w:val="clear" w:color="auto" w:fill="F1F4F9"/>
         <w:spacing w:after="20"/>
         <w:ind w:left="85"/>
+        <w:shd w:val="clear" w:color="auto" w:fill="F1F4F9"/>
       </w:pPr>
       <w:r>
         <w:rPr>
@@ -4853,9 +4823,9 @@
     </w:p>
     <w:p>
       <w:pPr>
-        <w:shd w:val="clear" w:color="auto" w:fill="F1F4F9"/>
         <w:spacing w:after="30"/>
         <w:ind w:left="85"/>
+        <w:shd w:val="clear" w:color="auto" w:fill="F1F4F9"/>
       </w:pPr>
       <w:r>
         <w:rPr>
@@ -5121,9 +5091,9 @@
     </w:p>
     <w:p>
       <w:pPr>
-        <w:shd w:val="clear" w:color="auto" w:fill="F1F4F9"/>
         <w:spacing w:after="30"/>
         <w:ind w:left="85"/>
+        <w:shd w:val="clear" w:color="auto" w:fill="F1F4F9"/>
       </w:pPr>
       <w:r>
         <w:rPr>
@@ -5611,9 +5581,9 @@
     </w:p>
     <w:p>
       <w:pPr>
-        <w:shd w:val="clear" w:color="auto" w:fill="F1F4F9"/>
         <w:spacing w:after="30"/>
         <w:ind w:left="85"/>
+        <w:shd w:val="clear" w:color="auto" w:fill="F1F4F9"/>
       </w:pPr>
       <w:r>
         <w:rPr>
@@ -5774,9 +5744,9 @@
     </w:p>
     <w:p>
       <w:pPr>
-        <w:shd w:val="clear" w:color="auto" w:fill="F1F4F9"/>
         <w:spacing w:after="30"/>
         <w:ind w:left="85"/>
+        <w:shd w:val="clear" w:color="auto" w:fill="F1F4F9"/>
       </w:pPr>
       <w:r>
         <w:rPr>
@@ -5803,7 +5773,7 @@
           <w:sz w:val="20"/>
           <w:u w:val="none"/>
         </w:rPr>
-        <w:t xml:space="preserve"> of big data, police can make a map of crime hot spots. → </w:t>
+        <w:t xml:space="preserve"> of big data about the type, time and place of crime, police can make a map of crime hot spots. → </w:t>
       </w:r>
       <w:r>
         <w:rPr>
@@ -5851,7 +5821,7 @@
           <w:sz w:val="20"/>
           <w:u w:val="none"/>
         </w:rPr>
-        <w:t xml:space="preserve"> further crime by focusing on the areas this map predicts. → </w:t>
+        <w:t xml:space="preserve"> further crime by focusing on the areas and the times this map predicts. → </w:t>
       </w:r>
       <w:r>
         <w:rPr>
@@ -5881,7 +5851,7 @@
           <w:sz w:val="20"/>
           <w:u w:val="none"/>
         </w:rPr>
-        <w:t xml:space="preserve"> (C) People will search online about flu </w:t>
+        <w:t xml:space="preserve"> (C) They will also search online about flu </w:t>
       </w:r>
       <w:r>
         <w:rPr>
@@ -6003,9 +5973,9 @@
     </w:p>
     <w:p>
       <w:pPr>
-        <w:shd w:val="clear" w:color="auto" w:fill="F1F4F9"/>
         <w:spacing w:after="30"/>
         <w:ind w:left="85"/>
+        <w:shd w:val="clear" w:color="auto" w:fill="F1F4F9"/>
       </w:pPr>
       <w:r>
         <w:rPr>
@@ -6173,8 +6143,8 @@
           <w:type w:val="continuous"/>
           <w:pgSz w:w="11906" w:h="16838"/>
           <w:pgMar w:top="680" w:right="794" w:bottom="624" w:left="794" w:header="720" w:footer="720" w:gutter="0"/>
+          <w:docGrid w:linePitch="360"/>
           <w:cols w:num="2" w:space="396" w:sep="1"/>
-          <w:docGrid w:linePitch="360"/>
         </w:sectPr>
       </w:pPr>
     </w:p>
@@ -8563,7 +8533,7 @@
           <w:sz w:val="18"/>
           <w:u w:val="none"/>
         </w:rPr>
-        <w:t xml:space="preserve"> (1) suggest (2) complicated (3) forecast (4) owing to / because of (5) occur / take place (6) enormous / massive</w:t>
+        <w:t xml:space="preserve"> (A) avoid (B) symptoms (C) likely</w:t>
       </w:r>
       <w:r>
         <w:rPr>
@@ -8592,7 +8562,7 @@
           <w:sz w:val="18"/>
           <w:u w:val="none"/>
         </w:rPr>
-        <w:t xml:space="preserve"> (A) trace (B) analyze (C) symptom (D) prevent (E) expert (F) identify</w:t>
+        <w:t xml:space="preserve"> (A) trace (B) analyze (C) symptom (D) predict (E) method (F) identify</w:t>
       </w:r>
       <w:r>
         <w:rPr>
@@ -9033,8 +9003,8 @@
     <w:sectPr>
       <w:pgSz w:w="11906" w:h="16838"/>
       <w:pgMar w:top="680" w:right="794" w:bottom="624" w:left="794" w:header="720" w:footer="720" w:gutter="0"/>
+      <w:docGrid w:linePitch="360"/>
       <w:cols w:num="1" w:space="396"/>
-      <w:docGrid w:linePitch="360"/>
     </w:sectPr>
   </w:body>
 </w:document>
